--- a/06_산출물_문서/3계층_지침서/WI-813-01_DMS_사용_지침서.docx
+++ b/06_산출물_문서/3계층_지침서/WI-813-01_DMS_사용_지침서.docx
@@ -192,10 +192,17 @@
         <w:tc>
           <w:tcPr>
             <w:tcW w:w="6588" w:type="dxa"/>
+            <w:tcMar>
+              <w:top w:w="60" w:type="dxa"/>
+              <w:left w:w="120" w:type="dxa"/>
+              <w:bottom w:w="60" w:type="dxa"/>
+              <w:right w:w="120" w:type="dxa"/>
+            </w:tcMar>
           </w:tcPr>
           <w:p>
             <w:pPr>
               <w:spacing w:before="80" w:after="80"/>
+              <w:wordWrap w:val="1"/>
             </w:pPr>
             <w:r>
               <w:rPr>
@@ -263,11 +270,11 @@
     </w:p>
     <w:tbl>
       <w:tblPr>
-        <w:tblW w:w="8788" w:type="dxa"/>
         <w:tblCellMar>
           <w:left w:w="108" w:type="dxa"/>
           <w:right w:w="108" w:type="dxa"/>
         </w:tblCellMar>
+        <w:tblW w:w="8788" w:type="dxa"/>
         <w:tblBorders>
           <w:top w:val="single" w:sz="4" w:color="2E74B5" w:space="0"/>
           <w:left w:val="single" w:sz="4" w:color="2E74B5" w:space="0"/>
@@ -287,13 +294,13 @@
         <w:tc>
           <w:tcPr>
             <w:tcW w:w="1500" w:type="dxa"/>
-            <w:shd w:val="clear" w:color="auto" w:fill="D9D9D9"/>
-            <w:tcMar>
-              <w:top w:w="60" w:type="dxa"/>
-              <w:left w:w="120" w:type="dxa"/>
-              <w:bottom w:w="60" w:type="dxa"/>
-              <w:right w:w="120" w:type="dxa"/>
-            </w:tcMar>
+            <w:tcMar>
+              <w:top w:w="60" w:type="dxa"/>
+              <w:left w:w="120" w:type="dxa"/>
+              <w:bottom w:w="60" w:type="dxa"/>
+              <w:right w:w="120" w:type="dxa"/>
+            </w:tcMar>
+            <w:shd w:val="clear" w:color="auto" w:fill="DEEAF1"/>
           </w:tcPr>
           <w:p>
             <w:pPr>
@@ -313,13 +320,13 @@
         <w:tc>
           <w:tcPr>
             <w:tcW w:w="2800" w:type="dxa"/>
-            <w:shd w:val="clear" w:color="auto" w:fill="D9D9D9"/>
-            <w:tcMar>
-              <w:top w:w="60" w:type="dxa"/>
-              <w:left w:w="120" w:type="dxa"/>
-              <w:bottom w:w="60" w:type="dxa"/>
-              <w:right w:w="120" w:type="dxa"/>
-            </w:tcMar>
+            <w:tcMar>
+              <w:top w:w="60" w:type="dxa"/>
+              <w:left w:w="120" w:type="dxa"/>
+              <w:bottom w:w="60" w:type="dxa"/>
+              <w:right w:w="120" w:type="dxa"/>
+            </w:tcMar>
+            <w:shd w:val="clear" w:color="auto" w:fill="DEEAF1"/>
           </w:tcPr>
           <w:p>
             <w:pPr>
@@ -339,13 +346,13 @@
         <w:tc>
           <w:tcPr>
             <w:tcW w:w="2000" w:type="dxa"/>
-            <w:shd w:val="clear" w:color="auto" w:fill="D9D9D9"/>
-            <w:tcMar>
-              <w:top w:w="60" w:type="dxa"/>
-              <w:left w:w="120" w:type="dxa"/>
-              <w:bottom w:w="60" w:type="dxa"/>
-              <w:right w:w="120" w:type="dxa"/>
-            </w:tcMar>
+            <w:tcMar>
+              <w:top w:w="60" w:type="dxa"/>
+              <w:left w:w="120" w:type="dxa"/>
+              <w:bottom w:w="60" w:type="dxa"/>
+              <w:right w:w="120" w:type="dxa"/>
+            </w:tcMar>
+            <w:shd w:val="clear" w:color="auto" w:fill="DEEAF1"/>
           </w:tcPr>
           <w:p>
             <w:pPr>
@@ -365,13 +372,13 @@
         <w:tc>
           <w:tcPr>
             <w:tcW w:w="2488" w:type="dxa"/>
-            <w:shd w:val="clear" w:color="auto" w:fill="D9D9D9"/>
-            <w:tcMar>
-              <w:top w:w="60" w:type="dxa"/>
-              <w:left w:w="120" w:type="dxa"/>
-              <w:bottom w:w="60" w:type="dxa"/>
-              <w:right w:w="120" w:type="dxa"/>
-            </w:tcMar>
+            <w:tcMar>
+              <w:top w:w="60" w:type="dxa"/>
+              <w:left w:w="120" w:type="dxa"/>
+              <w:bottom w:w="60" w:type="dxa"/>
+              <w:right w:w="120" w:type="dxa"/>
+            </w:tcMar>
+            <w:shd w:val="clear" w:color="auto" w:fill="DEEAF1"/>
           </w:tcPr>
           <w:p>
             <w:pPr>
@@ -1489,7 +1496,7 @@
         </w:trPr>
         <w:tc>
           <w:tcPr>
-            <w:tcW w:w="2460" w:type="dxa"/>
+            <w:tcW w:w="2385" w:type="dxa"/>
             <w:tcMar>
               <w:top w:w="60" w:type="dxa"/>
               <w:left w:w="120" w:type="dxa"/>
@@ -1510,7 +1517,7 @@
         </w:tc>
         <w:tc>
           <w:tcPr>
-            <w:tcW w:w="6328" w:type="dxa"/>
+            <w:tcW w:w="6403" w:type="dxa"/>
             <w:tcMar>
               <w:top w:w="60" w:type="dxa"/>
               <w:left w:w="120" w:type="dxa"/>
@@ -1532,9 +1539,7 @@
       </w:tr>
       <w:tr>
         <w:tc>
-          <w:tcPr>
-            <w:tcW w:w="2460" w:type="dxa"/>
-          </w:tcPr>
+          <w:tcPr/>
           <w:p>
             <w:pPr>
               <w:pStyle w:val="Compact"/>
@@ -1546,7 +1551,7 @@
         </w:tc>
         <w:tc>
           <w:tcPr>
-            <w:tcW w:w="6328" w:type="dxa"/>
+            <w:tcW w:w="6403" w:type="dxa"/>
             <w:tcMar>
               <w:top w:w="60" w:type="dxa"/>
               <w:left w:w="120" w:type="dxa"/>
@@ -1579,6 +1584,7 @@
         </w:tc>
         <w:tc>
           <w:tcPr>
+            <w:tcW w:w="6403" w:type="dxa"/>
             <w:tcMar>
               <w:top w:w="60" w:type="dxa"/>
               <w:left w:w="120" w:type="dxa"/>
@@ -1610,9 +1616,7 @@
           </w:p>
         </w:tc>
         <w:tc>
-          <w:tcPr>
-            <w:tcW w:w="6328" w:type="dxa"/>
-          </w:tcPr>
+          <w:tcPr/>
           <w:p>
             <w:pPr>
               <w:pStyle w:val="Compact"/>
@@ -1625,19 +1629,10 @@
       </w:tr>
       <w:tr>
         <w:tc>
-          <w:tcPr>
-            <w:tcW w:w="2460" w:type="dxa"/>
-            <w:tcMar>
-              <w:top w:w="60" w:type="dxa"/>
-              <w:left w:w="120" w:type="dxa"/>
-              <w:bottom w:w="60" w:type="dxa"/>
-              <w:right w:w="120" w:type="dxa"/>
-            </w:tcMar>
-          </w:tcPr>
-          <w:p>
-            <w:pPr>
-              <w:pStyle w:val="Compact"/>
-              <w:wordWrap w:val="1"/>
+          <w:tcPr/>
+          <w:p>
+            <w:pPr>
+              <w:pStyle w:val="Compact"/>
             </w:pPr>
             <w:r>
               <w:t xml:space="preserve">QP-812</w:t>
@@ -1645,10 +1640,19 @@
           </w:p>
         </w:tc>
         <w:tc>
-          <w:tcPr/>
-          <w:p>
-            <w:pPr>
-              <w:pStyle w:val="Compact"/>
+          <w:tcPr>
+            <w:tcW w:w="6403" w:type="dxa"/>
+            <w:tcMar>
+              <w:top w:w="60" w:type="dxa"/>
+              <w:left w:w="120" w:type="dxa"/>
+              <w:bottom w:w="60" w:type="dxa"/>
+              <w:right w:w="120" w:type="dxa"/>
+            </w:tcMar>
+          </w:tcPr>
+          <w:p>
+            <w:pPr>
+              <w:pStyle w:val="Compact"/>
+              <w:wordWrap w:val="1"/>
             </w:pPr>
             <w:r>
               <w:t xml:space="preserve">식별/추적성 관리 절차서</w:t>
@@ -1658,18 +1662,10 @@
       </w:tr>
       <w:tr>
         <w:tc>
-          <w:tcPr>
-            <w:tcMar>
-              <w:top w:w="60" w:type="dxa"/>
-              <w:left w:w="120" w:type="dxa"/>
-              <w:bottom w:w="60" w:type="dxa"/>
-              <w:right w:w="120" w:type="dxa"/>
-            </w:tcMar>
-          </w:tcPr>
-          <w:p>
-            <w:pPr>
-              <w:pStyle w:val="Compact"/>
-              <w:wordWrap w:val="1"/>
+          <w:tcPr/>
+          <w:p>
+            <w:pPr>
+              <w:pStyle w:val="Compact"/>
             </w:pPr>
             <w:r>
               <w:t xml:space="preserve">DMS 운영 매뉴얼</w:t>
@@ -1677,18 +1673,10 @@
           </w:p>
         </w:tc>
         <w:tc>
-          <w:tcPr>
-            <w:tcMar>
-              <w:top w:w="60" w:type="dxa"/>
-              <w:left w:w="120" w:type="dxa"/>
-              <w:bottom w:w="60" w:type="dxa"/>
-              <w:right w:w="120" w:type="dxa"/>
-            </w:tcMar>
-          </w:tcPr>
-          <w:p>
-            <w:pPr>
-              <w:pStyle w:val="Compact"/>
-              <w:wordWrap w:val="1"/>
+          <w:tcPr/>
+          <w:p>
+            <w:pPr>
+              <w:pStyle w:val="Compact"/>
             </w:pPr>
             <w:r>
               <w:t xml:space="preserve">DMS 소프트웨어 사용자 매뉴얼 (IT팀 제공)</w:t>
@@ -1732,7 +1720,7 @@
         </w:trPr>
         <w:tc>
           <w:tcPr>
-            <w:tcW w:w="2460" w:type="dxa"/>
+            <w:tcW w:w="3000" w:type="dxa"/>
             <w:tcMar>
               <w:top w:w="60" w:type="dxa"/>
               <w:left w:w="120" w:type="dxa"/>
@@ -1753,7 +1741,7 @@
         </w:tc>
         <w:tc>
           <w:tcPr>
-            <w:tcW w:w="6328" w:type="dxa"/>
+            <w:tcW w:w="5788" w:type="dxa"/>
             <w:tcMar>
               <w:top w:w="60" w:type="dxa"/>
               <w:left w:w="120" w:type="dxa"/>
@@ -1775,9 +1763,7 @@
       </w:tr>
       <w:tr>
         <w:tc>
-          <w:tcPr>
-            <w:tcW w:w="2460" w:type="dxa"/>
-          </w:tcPr>
+          <w:tcPr/>
           <w:p>
             <w:pPr>
               <w:pStyle w:val="Compact"/>
@@ -1789,7 +1775,7 @@
         </w:tc>
         <w:tc>
           <w:tcPr>
-            <w:tcW w:w="6328" w:type="dxa"/>
+            <w:tcW w:w="5788" w:type="dxa"/>
             <w:tcMar>
               <w:top w:w="60" w:type="dxa"/>
               <w:left w:w="120" w:type="dxa"/>
@@ -1822,6 +1808,7 @@
         </w:tc>
         <w:tc>
           <w:tcPr>
+            <w:tcW w:w="5788" w:type="dxa"/>
             <w:tcMar>
               <w:top w:w="60" w:type="dxa"/>
               <w:left w:w="120" w:type="dxa"/>
@@ -1853,9 +1840,7 @@
           </w:p>
         </w:tc>
         <w:tc>
-          <w:tcPr>
-            <w:tcW w:w="6328" w:type="dxa"/>
-          </w:tcPr>
+          <w:tcPr/>
           <w:p>
             <w:pPr>
               <w:pStyle w:val="Compact"/>
@@ -1868,19 +1853,10 @@
       </w:tr>
       <w:tr>
         <w:tc>
-          <w:tcPr>
-            <w:tcW w:w="2460" w:type="dxa"/>
-            <w:tcMar>
-              <w:top w:w="60" w:type="dxa"/>
-              <w:left w:w="120" w:type="dxa"/>
-              <w:bottom w:w="60" w:type="dxa"/>
-              <w:right w:w="120" w:type="dxa"/>
-            </w:tcMar>
-          </w:tcPr>
-          <w:p>
-            <w:pPr>
-              <w:pStyle w:val="Compact"/>
-              <w:wordWrap w:val="1"/>
+          <w:tcPr/>
+          <w:p>
+            <w:pPr>
+              <w:pStyle w:val="Compact"/>
             </w:pPr>
             <w:r>
               <w:t xml:space="preserve">비통제본 (Uncontrolled Copy)</w:t>
@@ -1888,7 +1864,9 @@
           </w:p>
         </w:tc>
         <w:tc>
-          <w:tcPr/>
+          <w:tcPr>
+            <w:tcW w:w="5788" w:type="dxa"/>
+          </w:tcPr>
           <w:p>
             <w:pPr>
               <w:pStyle w:val="Compact"/>
@@ -1949,7 +1927,9 @@
       </w:tr>
       <w:tr>
         <w:tc>
-          <w:tcPr/>
+          <w:tcPr>
+            <w:tcW w:w="3000" w:type="dxa"/>
+          </w:tcPr>
           <w:p>
             <w:pPr>
               <w:pStyle w:val="Compact"/>
@@ -1960,7 +1940,9 @@
           </w:p>
         </w:tc>
         <w:tc>
-          <w:tcPr/>
+          <w:tcPr>
+            <w:tcW w:w="5788" w:type="dxa"/>
+          </w:tcPr>
           <w:p>
             <w:pPr>
               <w:pStyle w:val="Compact"/>
@@ -1973,18 +1955,10 @@
       </w:tr>
       <w:tr>
         <w:tc>
-          <w:tcPr>
-            <w:tcMar>
-              <w:top w:w="60" w:type="dxa"/>
-              <w:left w:w="120" w:type="dxa"/>
-              <w:bottom w:w="60" w:type="dxa"/>
-              <w:right w:w="120" w:type="dxa"/>
-            </w:tcMar>
-          </w:tcPr>
-          <w:p>
-            <w:pPr>
-              <w:pStyle w:val="Compact"/>
-              <w:wordWrap w:val="1"/>
+          <w:tcPr/>
+          <w:p>
+            <w:pPr>
+              <w:pStyle w:val="Compact"/>
             </w:pPr>
             <w:r>
               <w:t xml:space="preserve">접근 권한</w:t>
@@ -1993,6 +1967,7 @@
         </w:tc>
         <w:tc>
           <w:tcPr>
+            <w:tcW w:w="5788" w:type="dxa"/>
             <w:tcMar>
               <w:top w:w="60" w:type="dxa"/>
               <w:left w:w="120" w:type="dxa"/>
@@ -2055,7 +2030,7 @@
         </w:trPr>
         <w:tc>
           <w:tcPr>
-            <w:tcW w:w="2460" w:type="dxa"/>
+            <w:tcW w:w="2138" w:type="dxa"/>
             <w:tcMar>
               <w:top w:w="60" w:type="dxa"/>
               <w:left w:w="120" w:type="dxa"/>
@@ -2076,7 +2051,7 @@
         </w:tc>
         <w:tc>
           <w:tcPr>
-            <w:tcW w:w="6328" w:type="dxa"/>
+            <w:tcW w:w="6650" w:type="dxa"/>
             <w:tcMar>
               <w:top w:w="60" w:type="dxa"/>
               <w:left w:w="120" w:type="dxa"/>
@@ -2098,9 +2073,7 @@
       </w:tr>
       <w:tr>
         <w:tc>
-          <w:tcPr>
-            <w:tcW w:w="2460" w:type="dxa"/>
-          </w:tcPr>
+          <w:tcPr/>
           <w:p>
             <w:pPr>
               <w:pStyle w:val="Compact"/>
@@ -2112,7 +2085,7 @@
         </w:tc>
         <w:tc>
           <w:tcPr>
-            <w:tcW w:w="6328" w:type="dxa"/>
+            <w:tcW w:w="6650" w:type="dxa"/>
             <w:tcMar>
               <w:top w:w="60" w:type="dxa"/>
               <w:left w:w="120" w:type="dxa"/>
@@ -2145,6 +2118,7 @@
         </w:tc>
         <w:tc>
           <w:tcPr>
+            <w:tcW w:w="6650" w:type="dxa"/>
             <w:tcMar>
               <w:top w:w="60" w:type="dxa"/>
               <w:left w:w="120" w:type="dxa"/>
@@ -2176,9 +2150,7 @@
           </w:p>
         </w:tc>
         <w:tc>
-          <w:tcPr>
-            <w:tcW w:w="6328" w:type="dxa"/>
-          </w:tcPr>
+          <w:tcPr/>
           <w:p>
             <w:pPr>
               <w:pStyle w:val="Compact"/>
@@ -2191,19 +2163,10 @@
       </w:tr>
       <w:tr>
         <w:tc>
-          <w:tcPr>
-            <w:tcW w:w="2460" w:type="dxa"/>
-            <w:tcMar>
-              <w:top w:w="60" w:type="dxa"/>
-              <w:left w:w="120" w:type="dxa"/>
-              <w:bottom w:w="60" w:type="dxa"/>
-              <w:right w:w="120" w:type="dxa"/>
-            </w:tcMar>
-          </w:tcPr>
-          <w:p>
-            <w:pPr>
-              <w:pStyle w:val="Compact"/>
-              <w:wordWrap w:val="1"/>
+          <w:tcPr/>
+          <w:p>
+            <w:pPr>
+              <w:pStyle w:val="Compact"/>
             </w:pPr>
             <w:r>
               <w:t xml:space="preserve">모바일 접근</w:t>
@@ -2212,6 +2175,7 @@
         </w:tc>
         <w:tc>
           <w:tcPr>
+            <w:tcW w:w="6650" w:type="dxa"/>
             <w:tcMar>
               <w:top w:w="60" w:type="dxa"/>
               <w:left w:w="120" w:type="dxa"/>
@@ -3720,18 +3684,10 @@
       </w:tr>
       <w:tr>
         <w:tc>
-          <w:tcPr>
-            <w:tcMar>
-              <w:top w:w="60" w:type="dxa"/>
-              <w:left w:w="120" w:type="dxa"/>
-              <w:bottom w:w="60" w:type="dxa"/>
-              <w:right w:w="120" w:type="dxa"/>
-            </w:tcMar>
-          </w:tcPr>
-          <w:p>
-            <w:pPr>
-              <w:pStyle w:val="Compact"/>
-              <w:wordWrap w:val="1"/>
+          <w:tcPr/>
+          <w:p>
+            <w:pPr>
+              <w:pStyle w:val="Compact"/>
             </w:pPr>
             <w:r>
               <w:t xml:space="preserve">조항 검색</w:t>
@@ -3739,18 +3695,10 @@
           </w:p>
         </w:tc>
         <w:tc>
-          <w:tcPr>
-            <w:tcMar>
-              <w:top w:w="60" w:type="dxa"/>
-              <w:left w:w="120" w:type="dxa"/>
-              <w:bottom w:w="60" w:type="dxa"/>
-              <w:right w:w="120" w:type="dxa"/>
-            </w:tcMar>
-          </w:tcPr>
-          <w:p>
-            <w:pPr>
-              <w:pStyle w:val="Compact"/>
-              <w:wordWrap w:val="1"/>
+          <w:tcPr/>
+          <w:p>
+            <w:pPr>
+              <w:pStyle w:val="Compact"/>
             </w:pPr>
             <w:r>
               <w:t xml:space="preserve">AS9100D 조항 번호</w:t>
@@ -3758,18 +3706,10 @@
           </w:p>
         </w:tc>
         <w:tc>
-          <w:tcPr>
-            <w:tcMar>
-              <w:top w:w="60" w:type="dxa"/>
-              <w:left w:w="120" w:type="dxa"/>
-              <w:bottom w:w="60" w:type="dxa"/>
-              <w:right w:w="120" w:type="dxa"/>
-            </w:tcMar>
-          </w:tcPr>
-          <w:p>
-            <w:pPr>
-              <w:pStyle w:val="Compact"/>
-              <w:wordWrap w:val="1"/>
+          <w:tcPr/>
+          <w:p>
+            <w:pPr>
+              <w:pStyle w:val="Compact"/>
             </w:pPr>
             <w:r>
               <w:t xml:space="preserve">“8.7”</w:t>
@@ -3807,18 +3747,10 @@
           </w:p>
         </w:tc>
         <w:tc>
-          <w:tcPr>
-            <w:tcMar>
-              <w:top w:w="60" w:type="dxa"/>
-              <w:left w:w="120" w:type="dxa"/>
-              <w:bottom w:w="60" w:type="dxa"/>
-              <w:right w:w="120" w:type="dxa"/>
-            </w:tcMar>
-          </w:tcPr>
-          <w:p>
-            <w:pPr>
-              <w:pStyle w:val="Compact"/>
-              <w:wordWrap w:val="1"/>
+          <w:tcPr/>
+          <w:p>
+            <w:pPr>
+              <w:pStyle w:val="Compact"/>
             </w:pPr>
             <w:r>
               <w:t xml:space="preserve">“품질팀”</w:t>
@@ -3856,18 +3788,10 @@
           </w:p>
         </w:tc>
         <w:tc>
-          <w:tcPr>
-            <w:tcMar>
-              <w:top w:w="60" w:type="dxa"/>
-              <w:left w:w="120" w:type="dxa"/>
-              <w:bottom w:w="60" w:type="dxa"/>
-              <w:right w:w="120" w:type="dxa"/>
-            </w:tcMar>
-          </w:tcPr>
-          <w:p>
-            <w:pPr>
-              <w:pStyle w:val="Compact"/>
-              <w:wordWrap w:val="1"/>
+          <w:tcPr/>
+          <w:p>
+            <w:pPr>
+              <w:pStyle w:val="Compact"/>
             </w:pPr>
             <w:r>
               <w:t xml:space="preserve">문서번호 + 개정번호 + 상태 조합</w:t>
@@ -4099,260 +4023,400 @@
         <w:t xml:space="preserve">8.2 개정 절차 흐름</w:t>
       </w:r>
     </w:p>
-    <w:p>
-      <w:pPr>
-        <w:pStyle w:val="SourceCode"/>
-      </w:pPr>
-      <w:r>
-        <w:rPr>
-          <w:rStyle w:val="VerbatimChar"/>
-        </w:rPr>
-        <w:t xml:space="preserve">개정 요청</w:t>
-      </w:r>
-      <w:r>
-        <w:br/>
-      </w:r>
-      <w:r>
-        <w:rPr>
-          <w:rStyle w:val="VerbatimChar"/>
-        </w:rPr>
-        <w:t xml:space="preserve">    │</w:t>
-      </w:r>
-      <w:r>
-        <w:br/>
-      </w:r>
-      <w:r>
-        <w:rPr>
-          <w:rStyle w:val="VerbatimChar"/>
-        </w:rPr>
-        <w:t xml:space="preserve">    ▼</w:t>
-      </w:r>
-      <w:r>
-        <w:br/>
-      </w:r>
-      <w:r>
-        <w:rPr>
-          <w:rStyle w:val="VerbatimChar"/>
-        </w:rPr>
-        <w:t xml:space="preserve">개정 요청서 작성 (F-706-03)</w:t>
-      </w:r>
-      <w:r>
-        <w:br/>
-      </w:r>
-      <w:r>
-        <w:rPr>
-          <w:rStyle w:val="VerbatimChar"/>
-        </w:rPr>
-        <w:t xml:space="preserve">    │</w:t>
-      </w:r>
-      <w:r>
-        <w:br/>
-      </w:r>
-      <w:r>
-        <w:rPr>
-          <w:rStyle w:val="VerbatimChar"/>
-        </w:rPr>
-        <w:t xml:space="preserve">    ▼</w:t>
-      </w:r>
-      <w:r>
-        <w:br/>
-      </w:r>
-      <w:r>
-        <w:rPr>
-          <w:rStyle w:val="VerbatimChar"/>
-        </w:rPr>
-        <w:t xml:space="preserve">문서관리 담당자 접수 및 타당성 검토</w:t>
-      </w:r>
-      <w:r>
-        <w:br/>
-      </w:r>
-      <w:r>
-        <w:rPr>
-          <w:rStyle w:val="VerbatimChar"/>
-        </w:rPr>
-        <w:t xml:space="preserve">    │</w:t>
-      </w:r>
-      <w:r>
-        <w:br/>
-      </w:r>
-      <w:r>
-        <w:rPr>
-          <w:rStyle w:val="VerbatimChar"/>
-        </w:rPr>
-        <w:t xml:space="preserve">    ▼</w:t>
-      </w:r>
-      <w:r>
-        <w:br/>
-      </w:r>
-      <w:r>
-        <w:rPr>
-          <w:rStyle w:val="VerbatimChar"/>
-        </w:rPr>
-        <w:t xml:space="preserve">해당 문서 작성자/주관부서에 개정 지시</w:t>
-      </w:r>
-      <w:r>
-        <w:br/>
-      </w:r>
-      <w:r>
-        <w:rPr>
-          <w:rStyle w:val="VerbatimChar"/>
-        </w:rPr>
-        <w:t xml:space="preserve">    │</w:t>
-      </w:r>
-      <w:r>
-        <w:br/>
-      </w:r>
-      <w:r>
-        <w:rPr>
-          <w:rStyle w:val="VerbatimChar"/>
-        </w:rPr>
-        <w:t xml:space="preserve">    ▼</w:t>
-      </w:r>
-      <w:r>
-        <w:br/>
-      </w:r>
-      <w:r>
-        <w:rPr>
-          <w:rStyle w:val="VerbatimChar"/>
-        </w:rPr>
-        <w:t xml:space="preserve">문서 개정 작성 (변경 사항 명확 표기)</w:t>
-      </w:r>
-      <w:r>
-        <w:br/>
-      </w:r>
-      <w:r>
-        <w:rPr>
-          <w:rStyle w:val="VerbatimChar"/>
-        </w:rPr>
-        <w:t xml:space="preserve">    │</w:t>
-      </w:r>
-      <w:r>
-        <w:br/>
-      </w:r>
-      <w:r>
-        <w:rPr>
-          <w:rStyle w:val="VerbatimChar"/>
-        </w:rPr>
-        <w:t xml:space="preserve">    ▼</w:t>
-      </w:r>
-      <w:r>
-        <w:br/>
-      </w:r>
-      <w:r>
-        <w:rPr>
-          <w:rStyle w:val="VerbatimChar"/>
-        </w:rPr>
-        <w:t xml:space="preserve">검토자 검토</w:t>
-      </w:r>
-      <w:r>
-        <w:br/>
-      </w:r>
-      <w:r>
-        <w:rPr>
-          <w:rStyle w:val="VerbatimChar"/>
-        </w:rPr>
-        <w:t xml:space="preserve">    │</w:t>
-      </w:r>
-      <w:r>
-        <w:br/>
-      </w:r>
-      <w:r>
-        <w:rPr>
-          <w:rStyle w:val="VerbatimChar"/>
-        </w:rPr>
-        <w:t xml:space="preserve">    ▼</w:t>
-      </w:r>
-      <w:r>
-        <w:br/>
-      </w:r>
-      <w:r>
-        <w:rPr>
-          <w:rStyle w:val="VerbatimChar"/>
-        </w:rPr>
-        <w:t xml:space="preserve">승인권자 승인</w:t>
-      </w:r>
-      <w:r>
-        <w:br/>
-      </w:r>
-      <w:r>
-        <w:rPr>
-          <w:rStyle w:val="VerbatimChar"/>
-        </w:rPr>
-        <w:t xml:space="preserve">    │</w:t>
-      </w:r>
-      <w:r>
-        <w:br/>
-      </w:r>
-      <w:r>
-        <w:rPr>
-          <w:rStyle w:val="VerbatimChar"/>
-        </w:rPr>
-        <w:t xml:space="preserve">    ▼</w:t>
-      </w:r>
-      <w:r>
-        <w:br/>
-      </w:r>
-      <w:r>
-        <w:rPr>
-          <w:rStyle w:val="VerbatimChar"/>
-        </w:rPr>
-        <w:t xml:space="preserve">DMS 등록 (신규 개정판 업로드, 메타데이터 갱신)</w:t>
-      </w:r>
-      <w:r>
-        <w:br/>
-      </w:r>
-      <w:r>
-        <w:rPr>
-          <w:rStyle w:val="VerbatimChar"/>
-        </w:rPr>
-        <w:t xml:space="preserve">    │</w:t>
-      </w:r>
-      <w:r>
-        <w:br/>
-      </w:r>
-      <w:r>
-        <w:rPr>
-          <w:rStyle w:val="VerbatimChar"/>
-        </w:rPr>
-        <w:t xml:space="preserve">    ▼</w:t>
-      </w:r>
-      <w:r>
-        <w:br/>
-      </w:r>
-      <w:r>
-        <w:rPr>
-          <w:rStyle w:val="VerbatimChar"/>
-        </w:rPr>
-        <w:t xml:space="preserve">자동 배포 (통제본 수신자에게 알림 발송)</w:t>
-      </w:r>
-      <w:r>
-        <w:br/>
-      </w:r>
-      <w:r>
-        <w:rPr>
-          <w:rStyle w:val="VerbatimChar"/>
-        </w:rPr>
-        <w:t xml:space="preserve">    │</w:t>
-      </w:r>
-      <w:r>
-        <w:br/>
-      </w:r>
-      <w:r>
-        <w:rPr>
-          <w:rStyle w:val="VerbatimChar"/>
-        </w:rPr>
-        <w:t xml:space="preserve">    ▼</w:t>
-      </w:r>
-      <w:r>
-        <w:br/>
-      </w:r>
-      <w:r>
-        <w:rPr>
-          <w:rStyle w:val="VerbatimChar"/>
-        </w:rPr>
-        <w:t xml:space="preserve">구판 회수 (인쇄본 해당 시)</w:t>
-      </w:r>
-    </w:p>
+    <w:tbl>
+      <w:tblPr>
+        <w:tblLook w:firstColumn="1" w:firstRow="1" w:lastColumn="0" w:lastRow="0" w:noHBand="0" w:noVBand="1" w:val="04A0"/>
+        <w:tblW w:w="8788" w:type="dxa"/>
+        <w:tblBorders>
+          <w:top w:val="single" w:sz="4" w:color="2E74B5" w:space="0"/>
+          <w:left w:val="single" w:sz="4" w:color="2E74B5" w:space="0"/>
+          <w:bottom w:val="single" w:sz="4" w:color="2E74B5" w:space="0"/>
+          <w:right w:val="single" w:sz="4" w:color="2E74B5" w:space="0"/>
+          <w:insideH w:val="single" w:sz="4" w:color="BDD7EE" w:space="0"/>
+          <w:insideV w:val="single" w:sz="2" w:color="D9D9D9" w:space="0"/>
+        </w:tblBorders>
+      </w:tblPr>
+      <w:tblGrid>
+        <w:gridCol w:w="8788"/>
+      </w:tblGrid>
+      <w:tr>
+        <w:tc>
+          <w:tcPr>
+            <w:tcW w:w="8788" w:type="dxa"/>
+            <w:tcMar>
+              <w:top w:w="80" w:type="dxa"/>
+              <w:left w:w="140" w:type="dxa"/>
+              <w:bottom w:w="80" w:type="dxa"/>
+              <w:right w:w="140" w:type="dxa"/>
+            </w:tcMar>
+          </w:tcPr>
+          <w:p>
+            <w:pPr>
+              <w:spacing w:before="0" w:after="0" w:line="240" w:lineRule="auto"/>
+            </w:pPr>
+            <w:r>
+              <w:rPr>
+                <w:rFonts w:ascii="Courier New" w:hAnsi="Courier New" w:eastAsia="NanumGothicCoding"/>
+                <w:sz w:val="18"/>
+                <w:szCs w:val="18"/>
+              </w:rPr>
+              <w:t xml:space="preserve">개정 요청</w:t>
+            </w:r>
+          </w:p>
+          <w:p>
+            <w:pPr>
+              <w:spacing w:before="0" w:after="0" w:line="240" w:lineRule="auto"/>
+            </w:pPr>
+            <w:r>
+              <w:rPr>
+                <w:rFonts w:ascii="Courier New" w:hAnsi="Courier New" w:eastAsia="NanumGothicCoding"/>
+                <w:sz w:val="18"/>
+                <w:szCs w:val="18"/>
+              </w:rPr>
+              <w:t xml:space="preserve">    │</w:t>
+            </w:r>
+          </w:p>
+          <w:p>
+            <w:pPr>
+              <w:spacing w:before="0" w:after="0" w:line="240" w:lineRule="auto"/>
+            </w:pPr>
+            <w:r>
+              <w:rPr>
+                <w:rFonts w:ascii="Courier New" w:hAnsi="Courier New" w:eastAsia="NanumGothicCoding"/>
+                <w:sz w:val="18"/>
+                <w:szCs w:val="18"/>
+              </w:rPr>
+              <w:t xml:space="preserve">    ▼</w:t>
+            </w:r>
+          </w:p>
+          <w:p>
+            <w:pPr>
+              <w:spacing w:before="0" w:after="0" w:line="240" w:lineRule="auto"/>
+            </w:pPr>
+            <w:r>
+              <w:rPr>
+                <w:rFonts w:ascii="Courier New" w:hAnsi="Courier New" w:eastAsia="NanumGothicCoding"/>
+                <w:sz w:val="18"/>
+                <w:szCs w:val="18"/>
+              </w:rPr>
+              <w:t xml:space="preserve">개정 요청서 작성 (F-706-03)</w:t>
+            </w:r>
+          </w:p>
+          <w:p>
+            <w:pPr>
+              <w:spacing w:before="0" w:after="0" w:line="240" w:lineRule="auto"/>
+            </w:pPr>
+            <w:r>
+              <w:rPr>
+                <w:rFonts w:ascii="Courier New" w:hAnsi="Courier New" w:eastAsia="NanumGothicCoding"/>
+                <w:sz w:val="18"/>
+                <w:szCs w:val="18"/>
+              </w:rPr>
+              <w:t xml:space="preserve">    │</w:t>
+            </w:r>
+          </w:p>
+          <w:p>
+            <w:pPr>
+              <w:spacing w:before="0" w:after="0" w:line="240" w:lineRule="auto"/>
+            </w:pPr>
+            <w:r>
+              <w:rPr>
+                <w:rFonts w:ascii="Courier New" w:hAnsi="Courier New" w:eastAsia="NanumGothicCoding"/>
+                <w:sz w:val="18"/>
+                <w:szCs w:val="18"/>
+              </w:rPr>
+              <w:t xml:space="preserve">    ▼</w:t>
+            </w:r>
+          </w:p>
+          <w:p>
+            <w:pPr>
+              <w:spacing w:before="0" w:after="0" w:line="240" w:lineRule="auto"/>
+            </w:pPr>
+            <w:r>
+              <w:rPr>
+                <w:rFonts w:ascii="Courier New" w:hAnsi="Courier New" w:eastAsia="NanumGothicCoding"/>
+                <w:sz w:val="18"/>
+                <w:szCs w:val="18"/>
+              </w:rPr>
+              <w:t xml:space="preserve">문서관리 담당자 접수 및 타당성 검토</w:t>
+            </w:r>
+          </w:p>
+          <w:p>
+            <w:pPr>
+              <w:spacing w:before="0" w:after="0" w:line="240" w:lineRule="auto"/>
+            </w:pPr>
+            <w:r>
+              <w:rPr>
+                <w:rFonts w:ascii="Courier New" w:hAnsi="Courier New" w:eastAsia="NanumGothicCoding"/>
+                <w:sz w:val="18"/>
+                <w:szCs w:val="18"/>
+              </w:rPr>
+              <w:t xml:space="preserve">    │</w:t>
+            </w:r>
+          </w:p>
+          <w:p>
+            <w:pPr>
+              <w:spacing w:before="0" w:after="0" w:line="240" w:lineRule="auto"/>
+            </w:pPr>
+            <w:r>
+              <w:rPr>
+                <w:rFonts w:ascii="Courier New" w:hAnsi="Courier New" w:eastAsia="NanumGothicCoding"/>
+                <w:sz w:val="18"/>
+                <w:szCs w:val="18"/>
+              </w:rPr>
+              <w:t xml:space="preserve">    ▼</w:t>
+            </w:r>
+          </w:p>
+          <w:p>
+            <w:pPr>
+              <w:spacing w:before="0" w:after="0" w:line="240" w:lineRule="auto"/>
+            </w:pPr>
+            <w:r>
+              <w:rPr>
+                <w:rFonts w:ascii="Courier New" w:hAnsi="Courier New" w:eastAsia="NanumGothicCoding"/>
+                <w:sz w:val="18"/>
+                <w:szCs w:val="18"/>
+              </w:rPr>
+              <w:t xml:space="preserve">해당 문서 작성자/주관부서에 개정 지시</w:t>
+            </w:r>
+          </w:p>
+          <w:p>
+            <w:pPr>
+              <w:spacing w:before="0" w:after="0" w:line="240" w:lineRule="auto"/>
+            </w:pPr>
+            <w:r>
+              <w:rPr>
+                <w:rFonts w:ascii="Courier New" w:hAnsi="Courier New" w:eastAsia="NanumGothicCoding"/>
+                <w:sz w:val="18"/>
+                <w:szCs w:val="18"/>
+              </w:rPr>
+              <w:t xml:space="preserve">    │</w:t>
+            </w:r>
+          </w:p>
+          <w:p>
+            <w:pPr>
+              <w:spacing w:before="0" w:after="0" w:line="240" w:lineRule="auto"/>
+            </w:pPr>
+            <w:r>
+              <w:rPr>
+                <w:rFonts w:ascii="Courier New" w:hAnsi="Courier New" w:eastAsia="NanumGothicCoding"/>
+                <w:sz w:val="18"/>
+                <w:szCs w:val="18"/>
+              </w:rPr>
+              <w:t xml:space="preserve">    ▼</w:t>
+            </w:r>
+          </w:p>
+          <w:p>
+            <w:pPr>
+              <w:spacing w:before="0" w:after="0" w:line="240" w:lineRule="auto"/>
+            </w:pPr>
+            <w:r>
+              <w:rPr>
+                <w:rFonts w:ascii="Courier New" w:hAnsi="Courier New" w:eastAsia="NanumGothicCoding"/>
+                <w:sz w:val="18"/>
+                <w:szCs w:val="18"/>
+              </w:rPr>
+              <w:t xml:space="preserve">문서 개정 작성 (변경 사항 명확 표기)</w:t>
+            </w:r>
+          </w:p>
+          <w:p>
+            <w:pPr>
+              <w:spacing w:before="0" w:after="0" w:line="240" w:lineRule="auto"/>
+            </w:pPr>
+            <w:r>
+              <w:rPr>
+                <w:rFonts w:ascii="Courier New" w:hAnsi="Courier New" w:eastAsia="NanumGothicCoding"/>
+                <w:sz w:val="18"/>
+                <w:szCs w:val="18"/>
+              </w:rPr>
+              <w:t xml:space="preserve">    │</w:t>
+            </w:r>
+          </w:p>
+          <w:p>
+            <w:pPr>
+              <w:spacing w:before="0" w:after="0" w:line="240" w:lineRule="auto"/>
+            </w:pPr>
+            <w:r>
+              <w:rPr>
+                <w:rFonts w:ascii="Courier New" w:hAnsi="Courier New" w:eastAsia="NanumGothicCoding"/>
+                <w:sz w:val="18"/>
+                <w:szCs w:val="18"/>
+              </w:rPr>
+              <w:t xml:space="preserve">    ▼</w:t>
+            </w:r>
+          </w:p>
+          <w:p>
+            <w:pPr>
+              <w:spacing w:before="0" w:after="0" w:line="240" w:lineRule="auto"/>
+            </w:pPr>
+            <w:r>
+              <w:rPr>
+                <w:rFonts w:ascii="Courier New" w:hAnsi="Courier New" w:eastAsia="NanumGothicCoding"/>
+                <w:sz w:val="18"/>
+                <w:szCs w:val="18"/>
+              </w:rPr>
+              <w:t xml:space="preserve">검토자 검토</w:t>
+            </w:r>
+          </w:p>
+          <w:p>
+            <w:pPr>
+              <w:spacing w:before="0" w:after="0" w:line="240" w:lineRule="auto"/>
+            </w:pPr>
+            <w:r>
+              <w:rPr>
+                <w:rFonts w:ascii="Courier New" w:hAnsi="Courier New" w:eastAsia="NanumGothicCoding"/>
+                <w:sz w:val="18"/>
+                <w:szCs w:val="18"/>
+              </w:rPr>
+              <w:t xml:space="preserve">    │</w:t>
+            </w:r>
+          </w:p>
+          <w:p>
+            <w:pPr>
+              <w:spacing w:before="0" w:after="0" w:line="240" w:lineRule="auto"/>
+            </w:pPr>
+            <w:r>
+              <w:rPr>
+                <w:rFonts w:ascii="Courier New" w:hAnsi="Courier New" w:eastAsia="NanumGothicCoding"/>
+                <w:sz w:val="18"/>
+                <w:szCs w:val="18"/>
+              </w:rPr>
+              <w:t xml:space="preserve">    ▼</w:t>
+            </w:r>
+          </w:p>
+          <w:p>
+            <w:pPr>
+              <w:spacing w:before="0" w:after="0" w:line="240" w:lineRule="auto"/>
+            </w:pPr>
+            <w:r>
+              <w:rPr>
+                <w:rFonts w:ascii="Courier New" w:hAnsi="Courier New" w:eastAsia="NanumGothicCoding"/>
+                <w:sz w:val="18"/>
+                <w:szCs w:val="18"/>
+              </w:rPr>
+              <w:t xml:space="preserve">승인권자 승인</w:t>
+            </w:r>
+          </w:p>
+          <w:p>
+            <w:pPr>
+              <w:spacing w:before="0" w:after="0" w:line="240" w:lineRule="auto"/>
+            </w:pPr>
+            <w:r>
+              <w:rPr>
+                <w:rFonts w:ascii="Courier New" w:hAnsi="Courier New" w:eastAsia="NanumGothicCoding"/>
+                <w:sz w:val="18"/>
+                <w:szCs w:val="18"/>
+              </w:rPr>
+              <w:t xml:space="preserve">    │</w:t>
+            </w:r>
+          </w:p>
+          <w:p>
+            <w:pPr>
+              <w:spacing w:before="0" w:after="0" w:line="240" w:lineRule="auto"/>
+            </w:pPr>
+            <w:r>
+              <w:rPr>
+                <w:rFonts w:ascii="Courier New" w:hAnsi="Courier New" w:eastAsia="NanumGothicCoding"/>
+                <w:sz w:val="18"/>
+                <w:szCs w:val="18"/>
+              </w:rPr>
+              <w:t xml:space="preserve">    ▼</w:t>
+            </w:r>
+          </w:p>
+          <w:p>
+            <w:pPr>
+              <w:spacing w:before="0" w:after="0" w:line="240" w:lineRule="auto"/>
+            </w:pPr>
+            <w:r>
+              <w:rPr>
+                <w:rFonts w:ascii="Courier New" w:hAnsi="Courier New" w:eastAsia="NanumGothicCoding"/>
+                <w:sz w:val="18"/>
+                <w:szCs w:val="18"/>
+              </w:rPr>
+              <w:t xml:space="preserve">DMS 등록 (신규 개정판 업로드, 메타데이터 갱신)</w:t>
+            </w:r>
+          </w:p>
+          <w:p>
+            <w:pPr>
+              <w:spacing w:before="0" w:after="0" w:line="240" w:lineRule="auto"/>
+            </w:pPr>
+            <w:r>
+              <w:rPr>
+                <w:rFonts w:ascii="Courier New" w:hAnsi="Courier New" w:eastAsia="NanumGothicCoding"/>
+                <w:sz w:val="18"/>
+                <w:szCs w:val="18"/>
+              </w:rPr>
+              <w:t xml:space="preserve">    │</w:t>
+            </w:r>
+          </w:p>
+          <w:p>
+            <w:pPr>
+              <w:spacing w:before="0" w:after="0" w:line="240" w:lineRule="auto"/>
+            </w:pPr>
+            <w:r>
+              <w:rPr>
+                <w:rFonts w:ascii="Courier New" w:hAnsi="Courier New" w:eastAsia="NanumGothicCoding"/>
+                <w:sz w:val="18"/>
+                <w:szCs w:val="18"/>
+              </w:rPr>
+              <w:t xml:space="preserve">    ▼</w:t>
+            </w:r>
+          </w:p>
+          <w:p>
+            <w:pPr>
+              <w:spacing w:before="0" w:after="0" w:line="240" w:lineRule="auto"/>
+            </w:pPr>
+            <w:r>
+              <w:rPr>
+                <w:rFonts w:ascii="Courier New" w:hAnsi="Courier New" w:eastAsia="NanumGothicCoding"/>
+                <w:sz w:val="18"/>
+                <w:szCs w:val="18"/>
+              </w:rPr>
+              <w:t xml:space="preserve">자동 배포 (통제본 수신자에게 알림 발송)</w:t>
+            </w:r>
+          </w:p>
+          <w:p>
+            <w:pPr>
+              <w:spacing w:before="0" w:after="0" w:line="240" w:lineRule="auto"/>
+            </w:pPr>
+            <w:r>
+              <w:rPr>
+                <w:rFonts w:ascii="Courier New" w:hAnsi="Courier New" w:eastAsia="NanumGothicCoding"/>
+                <w:sz w:val="18"/>
+                <w:szCs w:val="18"/>
+              </w:rPr>
+              <w:t xml:space="preserve">    │</w:t>
+            </w:r>
+          </w:p>
+          <w:p>
+            <w:pPr>
+              <w:spacing w:before="0" w:after="0" w:line="240" w:lineRule="auto"/>
+            </w:pPr>
+            <w:r>
+              <w:rPr>
+                <w:rFonts w:ascii="Courier New" w:hAnsi="Courier New" w:eastAsia="NanumGothicCoding"/>
+                <w:sz w:val="18"/>
+                <w:szCs w:val="18"/>
+              </w:rPr>
+              <w:t xml:space="preserve">    ▼</w:t>
+            </w:r>
+          </w:p>
+          <w:p>
+            <w:pPr>
+              <w:spacing w:before="0" w:after="0" w:line="240" w:lineRule="auto"/>
+            </w:pPr>
+            <w:r>
+              <w:rPr>
+                <w:rFonts w:ascii="Courier New" w:hAnsi="Courier New" w:eastAsia="NanumGothicCoding"/>
+                <w:sz w:val="18"/>
+                <w:szCs w:val="18"/>
+              </w:rPr>
+              <w:t xml:space="preserve">구판 회수 (인쇄본 해당 시)</w:t>
+            </w:r>
+          </w:p>
+        </w:tc>
+      </w:tr>
+    </w:tbl>
     <w:bookmarkEnd w:id="34"/>
     <w:bookmarkStart w:id="35" w:name="개정-표기-방법"/>
     <w:p>
@@ -5145,10 +5209,18 @@
           </w:p>
         </w:tc>
         <w:tc>
-          <w:tcPr/>
-          <w:p>
-            <w:pPr>
-              <w:pStyle w:val="Compact"/>
+          <w:tcPr>
+            <w:tcMar>
+              <w:top w:w="60" w:type="dxa"/>
+              <w:left w:w="120" w:type="dxa"/>
+              <w:bottom w:w="60" w:type="dxa"/>
+              <w:right w:w="120" w:type="dxa"/>
+            </w:tcMar>
+          </w:tcPr>
+          <w:p>
+            <w:pPr>
+              <w:pStyle w:val="Compact"/>
+              <w:wordWrap w:val="1"/>
             </w:pPr>
             <w:r>
               <w:t xml:space="preserve">DMS 등록, 고객 개정 통보 시 갱신</w:t>
@@ -6051,7 +6123,7 @@
         </w:trPr>
         <w:tc>
           <w:tcPr>
-            <w:tcW w:w="2460" w:type="dxa"/>
+            <w:tcW w:w="2216" w:type="dxa"/>
             <w:tcMar>
               <w:top w:w="60" w:type="dxa"/>
               <w:left w:w="120" w:type="dxa"/>
@@ -6072,7 +6144,7 @@
         </w:tc>
         <w:tc>
           <w:tcPr>
-            <w:tcW w:w="6328" w:type="dxa"/>
+            <w:tcW w:w="6572" w:type="dxa"/>
             <w:tcMar>
               <w:top w:w="60" w:type="dxa"/>
               <w:left w:w="120" w:type="dxa"/>
@@ -6094,9 +6166,7 @@
       </w:tr>
       <w:tr>
         <w:tc>
-          <w:tcPr>
-            <w:tcW w:w="2460" w:type="dxa"/>
-          </w:tcPr>
+          <w:tcPr/>
           <w:p>
             <w:pPr>
               <w:pStyle w:val="Compact"/>
@@ -6108,7 +6178,7 @@
         </w:tc>
         <w:tc>
           <w:tcPr>
-            <w:tcW w:w="6328" w:type="dxa"/>
+            <w:tcW w:w="6572" w:type="dxa"/>
             <w:tcMar>
               <w:top w:w="60" w:type="dxa"/>
               <w:left w:w="120" w:type="dxa"/>
@@ -6141,6 +6211,7 @@
         </w:tc>
         <w:tc>
           <w:tcPr>
+            <w:tcW w:w="6572" w:type="dxa"/>
             <w:tcMar>
               <w:top w:w="60" w:type="dxa"/>
               <w:left w:w="120" w:type="dxa"/>
@@ -6161,10 +6232,18 @@
       </w:tr>
       <w:tr>
         <w:tc>
-          <w:tcPr/>
-          <w:p>
-            <w:pPr>
-              <w:pStyle w:val="Compact"/>
+          <w:tcPr>
+            <w:tcMar>
+              <w:top w:w="60" w:type="dxa"/>
+              <w:left w:w="120" w:type="dxa"/>
+              <w:bottom w:w="60" w:type="dxa"/>
+              <w:right w:w="120" w:type="dxa"/>
+            </w:tcMar>
+          </w:tcPr>
+          <w:p>
+            <w:pPr>
+              <w:pStyle w:val="Compact"/>
+              <w:wordWrap w:val="1"/>
             </w:pPr>
             <w:r>
               <w:t xml:space="preserve">백업 저장소</w:t>
@@ -6173,11 +6252,17 @@
         </w:tc>
         <w:tc>
           <w:tcPr>
-            <w:tcW w:w="6328" w:type="dxa"/>
-          </w:tcPr>
-          <w:p>
-            <w:pPr>
-              <w:pStyle w:val="Compact"/>
+            <w:tcMar>
+              <w:top w:w="60" w:type="dxa"/>
+              <w:left w:w="120" w:type="dxa"/>
+              <w:bottom w:w="60" w:type="dxa"/>
+              <w:right w:w="120" w:type="dxa"/>
+            </w:tcMar>
+          </w:tcPr>
+          <w:p>
+            <w:pPr>
+              <w:pStyle w:val="Compact"/>
+              <w:wordWrap w:val="1"/>
             </w:pPr>
             <w:r>
               <w:t xml:space="preserve">사내 NAS + 외부 클라우드 (이중화)</w:t>
@@ -6187,19 +6272,10 @@
       </w:tr>
       <w:tr>
         <w:tc>
-          <w:tcPr>
-            <w:tcW w:w="2460" w:type="dxa"/>
-            <w:tcMar>
-              <w:top w:w="60" w:type="dxa"/>
-              <w:left w:w="120" w:type="dxa"/>
-              <w:bottom w:w="60" w:type="dxa"/>
-              <w:right w:w="120" w:type="dxa"/>
-            </w:tcMar>
-          </w:tcPr>
-          <w:p>
-            <w:pPr>
-              <w:pStyle w:val="Compact"/>
-              <w:wordWrap w:val="1"/>
+          <w:tcPr/>
+          <w:p>
+            <w:pPr>
+              <w:pStyle w:val="Compact"/>
             </w:pPr>
             <w:r>
               <w:t xml:space="preserve">백업 보존 기간</w:t>
@@ -6207,10 +6283,19 @@
           </w:p>
         </w:tc>
         <w:tc>
-          <w:tcPr/>
-          <w:p>
-            <w:pPr>
-              <w:pStyle w:val="Compact"/>
+          <w:tcPr>
+            <w:tcW w:w="6572" w:type="dxa"/>
+            <w:tcMar>
+              <w:top w:w="60" w:type="dxa"/>
+              <w:left w:w="120" w:type="dxa"/>
+              <w:bottom w:w="60" w:type="dxa"/>
+              <w:right w:w="120" w:type="dxa"/>
+            </w:tcMar>
+          </w:tcPr>
+          <w:p>
+            <w:pPr>
+              <w:pStyle w:val="Compact"/>
+              <w:wordWrap w:val="1"/>
             </w:pPr>
             <w:r>
               <w:t xml:space="preserve">일일 백업 30일, 월간 백업 12개월, 연간 백업 영구</w:t>
@@ -6220,18 +6305,10 @@
       </w:tr>
       <w:tr>
         <w:tc>
-          <w:tcPr>
-            <w:tcMar>
-              <w:top w:w="60" w:type="dxa"/>
-              <w:left w:w="120" w:type="dxa"/>
-              <w:bottom w:w="60" w:type="dxa"/>
-              <w:right w:w="120" w:type="dxa"/>
-            </w:tcMar>
-          </w:tcPr>
-          <w:p>
-            <w:pPr>
-              <w:pStyle w:val="Compact"/>
-              <w:wordWrap w:val="1"/>
+          <w:tcPr/>
+          <w:p>
+            <w:pPr>
+              <w:pStyle w:val="Compact"/>
             </w:pPr>
             <w:r>
               <w:t xml:space="preserve">백업 검증</w:t>
@@ -7209,18 +7286,10 @@
           </w:p>
         </w:tc>
         <w:tc>
-          <w:tcPr>
-            <w:tcMar>
-              <w:top w:w="60" w:type="dxa"/>
-              <w:left w:w="120" w:type="dxa"/>
-              <w:bottom w:w="60" w:type="dxa"/>
-              <w:right w:w="120" w:type="dxa"/>
-            </w:tcMar>
-          </w:tcPr>
-          <w:p>
-            <w:pPr>
-              <w:pStyle w:val="Compact"/>
-              <w:wordWrap w:val="1"/>
+          <w:tcPr/>
+          <w:p>
+            <w:pPr>
+              <w:pStyle w:val="Compact"/>
             </w:pPr>
             <w:r>
               <w:t xml:space="preserve">긴급 상황 시 24시간</w:t>
@@ -9060,8 +9129,8 @@
     <w:rPrDefault>
       <w:rPr>
         <w:rFonts w:asciiTheme="minorHAnsi" w:cstheme="minorBidi" w:eastAsiaTheme="minorEastAsia" w:hAnsiTheme="minorHAnsi"/>
-        <w:sz w:val="24"/>
-        <w:szCs w:val="24"/>
+        <w:sz w:val="20"/>
+        <w:szCs w:val="20"/>
         <w:lang w:bidi="ar-SA" w:eastAsia="zh-CN" w:val="en-US"/>
       </w:rPr>
     </w:rPrDefault>
@@ -9129,8 +9198,8 @@
     </w:pPr>
     <w:rPr>
       <w:rFonts w:asciiTheme="majorHAnsi" w:cstheme="majorBidi" w:eastAsiaTheme="majorEastAsia" w:hAnsiTheme="majorHAnsi"/>
-      <w:sz w:val="56"/>
-      <w:szCs w:val="56"/>
+      <w:sz w:val="44"/>
+      <w:szCs w:val="44"/>
     </w:rPr>
   </w:style>
   <w:style w:customStyle="1" w:styleId="TitleChar" w:type="character">
@@ -9141,8 +9210,8 @@
     <w:rsid w:val="00A10FD9"/>
     <w:rPr>
       <w:rFonts w:asciiTheme="majorHAnsi" w:cstheme="majorBidi" w:eastAsiaTheme="majorEastAsia" w:hAnsiTheme="majorHAnsi"/>
-      <w:sz w:val="56"/>
-      <w:szCs w:val="56"/>
+      <w:sz w:val="44"/>
+      <w:szCs w:val="44"/>
     </w:rPr>
   </w:style>
   <w:style w:styleId="Subtitle" w:type="paragraph">
@@ -9264,8 +9333,8 @@
     <w:rPr>
       <w:rFonts w:asciiTheme="majorHAnsi" w:cstheme="majorBidi" w:eastAsiaTheme="majorEastAsia" w:hAnsiTheme="majorHAnsi"/>
       <w:color w:themeColor="accent1" w:themeShade="BF" w:val="0F4761"/>
-      <w:sz w:val="40"/>
-      <w:szCs w:val="40"/>
+      <w:sz w:val="32"/>
+      <w:szCs w:val="32"/>
     </w:rPr>
   </w:style>
   <w:style w:styleId="Heading2" w:type="paragraph">
@@ -9455,8 +9524,8 @@
     <w:rPr>
       <w:rFonts w:asciiTheme="majorHAnsi" w:cstheme="majorBidi" w:eastAsiaTheme="majorEastAsia" w:hAnsiTheme="majorHAnsi"/>
       <w:color w:themeColor="accent1" w:themeShade="BF" w:val="0F4761"/>
-      <w:sz w:val="40"/>
-      <w:szCs w:val="40"/>
+      <w:sz w:val="32"/>
+      <w:szCs w:val="32"/>
     </w:rPr>
   </w:style>
   <w:style w:customStyle="1" w:styleId="Heading2Char" w:type="character">
